--- a/ВКР/Текст_выступления.docx
+++ b/ВКР/Текст_выступления.docx
@@ -32,7 +32,7 @@
           <w:sz w:val="24"/>
           <w:szCs w:val="24"/>
         </w:rPr>
-        <w:t xml:space="preserve">Расчёт: 7–8 минут (~1000 слов в обычном темпе чтения)</w:t>
+        <w:t xml:space="preserve">Расчёт: 7–8 минут (~1100 слов в обычном темпе чтения)</w:t>
       </w:r>
     </w:p>
     <w:p>
@@ -50,6 +50,34 @@
           <w:sz w:val="24"/>
           <w:szCs w:val="24"/>
         </w:rPr>
+        <w:t xml:space="preserve">Карта «задача → слайд»: Задача 1 — слайды 2 и 4 · Задача 2 — слайд 5 · Задача 3 — слайд 6 · Задача 4 — слайд 7 · Задача 5 — слайды 8 + 9 + 10 (теория + демо UI) · Задача 6 — слайд 11. Слайды 1, 3, 12, 13 — представление, постановка и заключение.</w:t>
+      </w:r>
+    </w:p>
+    <w:p>
+      <w:r>
+        <w:rPr>
+          <w:rFonts w:ascii="Times New Roman" w:cs="Times New Roman" w:eastAsia="Times New Roman" w:hAnsi="Times New Roman"/>
+          <w:sz w:val="28"/>
+          <w:szCs w:val="28"/>
+        </w:rPr>
+        <w:t xml:space="preserve"/>
+      </w:r>
+    </w:p>
+    <w:p>
+      <w:pPr>
+        <w:shd w:fill="FFF7E0" w:val="clear"/>
+        <w:spacing w:after="0" w:line="360" w:lineRule="auto"/>
+        <w:jc w:val="both"/>
+      </w:pPr>
+      <w:r>
+        <w:rPr>
+          <w:rFonts w:ascii="Times New Roman" w:cs="Times New Roman" w:eastAsia="Times New Roman" w:hAnsi="Times New Roman"/>
+          <w:i/>
+          <w:iCs/>
+          <w:color w:val="8A6300"/>
+          <w:sz w:val="24"/>
+          <w:szCs w:val="24"/>
+        </w:rPr>
         <w:t xml:space="preserve">Перед выступлением настройтесь на спокойный, чёткий и уверенный тон. Не здоровайтесь словами «здравствуйте» / «добрый день» — переход прямо к формуле представления работы. Не зачитывайте заголовки слайдов. Объект, предмет и цель — читаются строго по слайду. Задачи — не зачитываются по пунктам, а представляются одной фразой. Все «жёлтые» подсказки в скобках — это пометки для вас, их вслух не произносить.</w:t>
       </w:r>
     </w:p>
@@ -392,7 +420,7 @@
           <w:sz w:val="32"/>
           <w:szCs w:val="32"/>
         </w:rPr>
-        <w:t xml:space="preserve">Слайд 5 — Постановка задачи о рационе (около 50 секунд)</w:t>
+        <w:t xml:space="preserve">Слайд 5 — Постановка задачи о рационе (около 45 секунд) — Задача 2</w:t>
       </w:r>
     </w:p>
     <w:p>
@@ -410,37 +438,37 @@
           <w:sz w:val="24"/>
           <w:szCs w:val="24"/>
         </w:rPr>
-        <w:t xml:space="preserve">Перейти к слайду 5. Кратко обозначить переход от классической математической модели к учёту предпочтений.</w:t>
-      </w:r>
-    </w:p>
-    <w:p>
-      <w:pPr>
-        <w:spacing w:after="0" w:line="360" w:lineRule="auto"/>
-        <w:ind w:firstLine="709"/>
-        <w:jc w:val="both"/>
-      </w:pPr>
-      <w:r>
-        <w:rPr>
-          <w:rFonts w:ascii="Times New Roman" w:cs="Times New Roman" w:eastAsia="Times New Roman" w:hAnsi="Times New Roman"/>
-          <w:sz w:val="28"/>
-          <w:szCs w:val="28"/>
-        </w:rPr>
-        <w:t xml:space="preserve">В качестве теоретической базы в работе используется классическая задача о рационе, впервые сформулированная Дж. Стиглером в 1945 году. Она минимизирует стоимость набора продуктов при заданных ограничениях по нутриентам и решается методами линейного программирования.</w:t>
-      </w:r>
-    </w:p>
-    <w:p>
-      <w:pPr>
-        <w:spacing w:after="0" w:line="360" w:lineRule="auto"/>
-        <w:ind w:firstLine="709"/>
-        <w:jc w:val="both"/>
-      </w:pPr>
-      <w:r>
-        <w:rPr>
-          <w:rFonts w:ascii="Times New Roman" w:cs="Times New Roman" w:eastAsia="Times New Roman" w:hAnsi="Times New Roman"/>
-          <w:sz w:val="28"/>
-          <w:szCs w:val="28"/>
-        </w:rPr>
-        <w:t xml:space="preserve">Однако в чистом виде эта модель не учитывает предпочтения пользователя. Поэтому в работе пользовательские предпочтения формализованы через бинарные отношения: строгое предпочтение P, безразличие I и нестрогое предпочтение R. Это позволило перейти от минимизации стоимости к максимизации функции полезности U(x), которая объединяет нутриентный индекс товара и весовой коэффициент его ранга в системе предпочтений.</w:t>
+        <w:t xml:space="preserve">Перейти к слайду 5. Раскрыть классическую задачу о рационе и обозначить методы её решения.</w:t>
+      </w:r>
+    </w:p>
+    <w:p>
+      <w:pPr>
+        <w:spacing w:after="0" w:line="360" w:lineRule="auto"/>
+        <w:ind w:firstLine="709"/>
+        <w:jc w:val="both"/>
+      </w:pPr>
+      <w:r>
+        <w:rPr>
+          <w:rFonts w:ascii="Times New Roman" w:cs="Times New Roman" w:eastAsia="Times New Roman" w:hAnsi="Times New Roman"/>
+          <w:sz w:val="28"/>
+          <w:szCs w:val="28"/>
+        </w:rPr>
+        <w:t xml:space="preserve">В качестве теоретической базы в работе используется классическая задача о рационе, впервые сформулированная Дж. Стиглером в 1945 году. В постановке линейного программирования она минимизирует стоимость набора продуктов при заданных ограничениях по нутриентам.</w:t>
+      </w:r>
+    </w:p>
+    <w:p>
+      <w:pPr>
+        <w:spacing w:after="0" w:line="360" w:lineRule="auto"/>
+        <w:ind w:firstLine="709"/>
+        <w:jc w:val="both"/>
+      </w:pPr>
+      <w:r>
+        <w:rPr>
+          <w:rFonts w:ascii="Times New Roman" w:cs="Times New Roman" w:eastAsia="Times New Roman" w:hAnsi="Times New Roman"/>
+          <w:sz w:val="28"/>
+          <w:szCs w:val="28"/>
+        </w:rPr>
+        <w:t xml:space="preserve">Среди методов её решения рассмотрены симплекс-метод, метод ветвей и границ и генетические алгоритмы. В качестве рабочего инструмента в системе выбрана скоринговая оценка, дополненная матричным разложением — это даёт необходимый компромисс между точностью и временем отклика на больших объёмах данных. Однако классическая постановка в чистом виде не учитывает предпочтения пользователя — этот пробел закрывается на следующем слайде.</w:t>
       </w:r>
     </w:p>
     <w:p>
@@ -467,7 +495,7 @@
           <w:sz w:val="32"/>
           <w:szCs w:val="32"/>
         </w:rPr>
-        <w:t xml:space="preserve">Слайд 6 — Архитектура информационной системы (около 50 секунд)</w:t>
+        <w:t xml:space="preserve">Слайд 6 — Бинарные отношения предпочтения (около 50 секунд) — Задача 3</w:t>
       </w:r>
     </w:p>
     <w:p>
@@ -485,37 +513,37 @@
           <w:sz w:val="24"/>
           <w:szCs w:val="24"/>
         </w:rPr>
-        <w:t xml:space="preserve">Перейти к слайду 6. Описать архитектуру по уровням, не углубляясь в детали реализации.</w:t>
-      </w:r>
-    </w:p>
-    <w:p>
-      <w:pPr>
-        <w:spacing w:after="0" w:line="360" w:lineRule="auto"/>
-        <w:ind w:firstLine="709"/>
-        <w:jc w:val="both"/>
-      </w:pPr>
-      <w:r>
-        <w:rPr>
-          <w:rFonts w:ascii="Times New Roman" w:cs="Times New Roman" w:eastAsia="Times New Roman" w:hAnsi="Times New Roman"/>
-          <w:sz w:val="28"/>
-          <w:szCs w:val="28"/>
-        </w:rPr>
-        <w:t xml:space="preserve">На основе сформулированных требований была спроектирована архитектура системы. Она построена по клиент-серверной модели с гибридным хранилищем данных.</w:t>
-      </w:r>
-    </w:p>
-    <w:p>
-      <w:pPr>
-        <w:spacing w:after="0" w:line="360" w:lineRule="auto"/>
-        <w:ind w:firstLine="709"/>
-        <w:jc w:val="both"/>
-      </w:pPr>
-      <w:r>
-        <w:rPr>
-          <w:rFonts w:ascii="Times New Roman" w:cs="Times New Roman" w:eastAsia="Times New Roman" w:hAnsi="Times New Roman"/>
-          <w:sz w:val="28"/>
-          <w:szCs w:val="28"/>
-        </w:rPr>
-        <w:t xml:space="preserve">Клиентская часть реализована как одностраничное приложение на фреймворке Vue 3 с использованием Vite и TypeScript. Серверная часть написана на языке Go с многослойной структурой: слои API, обработчиков, сервисов и репозиториев. Хранилище — гибридное: PostgreSQL содержит 12 структурированных сущностей предметной области, а MongoDB используется для бинарных изображений товаров. Связь между двумя СУБД реализована через идентификатор товара. Аналитический рекомендательный модуль вынесен в отдельные Python-скрипты и интегрируется с Go-сервером через интерфейс командной строки.</w:t>
+        <w:t xml:space="preserve">Перейти к слайду 6. Это слайд по задаче 3 — раскрыть формальный аппарат предпочтений на графе.</w:t>
+      </w:r>
+    </w:p>
+    <w:p>
+      <w:pPr>
+        <w:spacing w:after="0" w:line="360" w:lineRule="auto"/>
+        <w:ind w:firstLine="709"/>
+        <w:jc w:val="both"/>
+      </w:pPr>
+      <w:r>
+        <w:rPr>
+          <w:rFonts w:ascii="Times New Roman" w:cs="Times New Roman" w:eastAsia="Times New Roman" w:hAnsi="Times New Roman"/>
+          <w:sz w:val="28"/>
+          <w:szCs w:val="28"/>
+        </w:rPr>
+        <w:t xml:space="preserve">Для учёта пользовательских предпочтений в работе введён формальный аппарат бинарных отношений. На примере категории «молочные продукты» предпочтения представлены в виде ориентированного графа, где вершины — товары, а рёбра кодируют тип отношения.</w:t>
+      </w:r>
+    </w:p>
+    <w:p>
+      <w:pPr>
+        <w:spacing w:after="0" w:line="360" w:lineRule="auto"/>
+        <w:ind w:firstLine="709"/>
+        <w:jc w:val="both"/>
+      </w:pPr>
+      <w:r>
+        <w:rPr>
+          <w:rFonts w:ascii="Times New Roman" w:cs="Times New Roman" w:eastAsia="Times New Roman" w:hAnsi="Times New Roman"/>
+          <w:sz w:val="28"/>
+          <w:szCs w:val="28"/>
+        </w:rPr>
+        <w:t xml:space="preserve">Используются три отношения: строгое предпочтение P, когда товар a лучше товара b; безразличие I, когда два товара равноценны; и нестрогое предпочтение R, означающее «не хуже». Источниками сигналов служат история покупок, избранное и состав корзины. На основе этих отношений построена функция полезности U(x), которая объединяет вес товара из истории и его нутриентную пригодность. Это позволило перейти от минимизации стоимости к максимизации полезности.</w:t>
       </w:r>
     </w:p>
     <w:p>
@@ -542,7 +570,7 @@
           <w:sz w:val="32"/>
           <w:szCs w:val="32"/>
         </w:rPr>
-        <w:t xml:space="preserve">Слайд 7 — Рекомендательный модуль и научная новизна (около 70 секунд)</w:t>
+        <w:t xml:space="preserve">Слайд 7 — Технические требования и архитектура системы (около 55 секунд) — Задача 4</w:t>
       </w:r>
     </w:p>
     <w:p>
@@ -560,52 +588,37 @@
           <w:sz w:val="24"/>
           <w:szCs w:val="24"/>
         </w:rPr>
-        <w:t xml:space="preserve">Это ключевой слайд по научной новизне — расскажите его уверенно и без спешки.</w:t>
-      </w:r>
-    </w:p>
-    <w:p>
-      <w:pPr>
-        <w:spacing w:after="0" w:line="360" w:lineRule="auto"/>
-        <w:ind w:firstLine="709"/>
-        <w:jc w:val="both"/>
-      </w:pPr>
-      <w:r>
-        <w:rPr>
-          <w:rFonts w:ascii="Times New Roman" w:cs="Times New Roman" w:eastAsia="Times New Roman" w:hAnsi="Times New Roman"/>
-          <w:sz w:val="28"/>
-          <w:szCs w:val="28"/>
-        </w:rPr>
-        <w:t xml:space="preserve">Научная новизна работы состоит в предложенной двухслойной гибридной схеме подбора рациона.</w:t>
-      </w:r>
-    </w:p>
-    <w:p>
-      <w:pPr>
-        <w:spacing w:after="0" w:line="360" w:lineRule="auto"/>
-        <w:ind w:firstLine="709"/>
-        <w:jc w:val="both"/>
-      </w:pPr>
-      <w:r>
-        <w:rPr>
-          <w:rFonts w:ascii="Times New Roman" w:cs="Times New Roman" w:eastAsia="Times New Roman" w:hAnsi="Times New Roman"/>
-          <w:sz w:val="28"/>
-          <w:szCs w:val="28"/>
-        </w:rPr>
-        <w:t xml:space="preserve">Первый слой реализован на языке Go и обеспечивает быстрый подбор блюд по составу корзины: для каждого блюда вычисляется доля совпавших ингредиентов, признак собираемости и нутриентный скор по балансу белков, жиров и углеводов. Целевая задержка — не более 200 миллисекунд, что подтверждено нагрузочным тестированием.</w:t>
-      </w:r>
-    </w:p>
-    <w:p>
-      <w:pPr>
-        <w:spacing w:after="0" w:line="360" w:lineRule="auto"/>
-        <w:ind w:firstLine="709"/>
-        <w:jc w:val="both"/>
-      </w:pPr>
-      <w:r>
-        <w:rPr>
-          <w:rFonts w:ascii="Times New Roman" w:cs="Times New Roman" w:eastAsia="Times New Roman" w:hAnsi="Times New Roman"/>
-          <w:sz w:val="28"/>
-          <w:szCs w:val="28"/>
-        </w:rPr>
-        <w:t xml:space="preserve">Второй слой реализован на Python и отвечает за персонализацию по истории. Он построен на матричном разложении TruncatedSVD и формирует гибридный скор товара, объединяющий четыре компоненты: контент-ориентированную близость по КБЖУ, коллаборативную фильтрацию по истории заказов, согласованность с подходящими блюдами и штраф за давность покупок. Такой подход не сводится к классическому решению задачи о диете в чистой постановке линейного программирования и за счёт этого обеспечивает баланс между нутриентной обоснованностью и пользовательскими предпочтениями.</w:t>
+        <w:t xml:space="preserve">Перейти к слайду 7. Обязательно упомянуть, что сформулированы технические требования — и они легли в основу архитектуры.</w:t>
+      </w:r>
+    </w:p>
+    <w:p>
+      <w:pPr>
+        <w:spacing w:after="0" w:line="360" w:lineRule="auto"/>
+        <w:ind w:firstLine="709"/>
+        <w:jc w:val="both"/>
+      </w:pPr>
+      <w:r>
+        <w:rPr>
+          <w:rFonts w:ascii="Times New Roman" w:cs="Times New Roman" w:eastAsia="Times New Roman" w:hAnsi="Times New Roman"/>
+          <w:sz w:val="28"/>
+          <w:szCs w:val="28"/>
+        </w:rPr>
+        <w:t xml:space="preserve">На основе анализа предметной области сформулированы технические требования к системе: девять функциональных — каталог товаров, корзина, расчёт КБЖУ, подбор блюд, рекомендации, авторизация, личный кабинет, история заказов и админ-панель; и шесть нефункциональных — производительность с откликом не более 200 миллисекунд, защита через JWT и bcrypt, кросс-браузерность, расширяемость и работа с двумя СУБД.</w:t>
+      </w:r>
+    </w:p>
+    <w:p>
+      <w:pPr>
+        <w:spacing w:after="0" w:line="360" w:lineRule="auto"/>
+        <w:ind w:firstLine="709"/>
+        <w:jc w:val="both"/>
+      </w:pPr>
+      <w:r>
+        <w:rPr>
+          <w:rFonts w:ascii="Times New Roman" w:cs="Times New Roman" w:eastAsia="Times New Roman" w:hAnsi="Times New Roman"/>
+          <w:sz w:val="28"/>
+          <w:szCs w:val="28"/>
+        </w:rPr>
+        <w:t xml:space="preserve">Архитектура построена по клиент-серверной модели. Клиент — одностраничное приложение на Vue 3 с Vite и TypeScript. Сервер — на языке Go с многослойной структурой: API, обработчики, сервисы, репозитории. Хранилище гибридное: PostgreSQL содержит 12 структурированных сущностей, MongoDB — бинарные изображения товаров. Аналитический рекомендательный модуль вынесен в отдельные Python-скрипты и интегрируется с Go-сервером через интерфейс командной строки.</w:t>
       </w:r>
     </w:p>
     <w:p>
@@ -632,7 +645,7 @@
           <w:sz w:val="32"/>
           <w:szCs w:val="32"/>
         </w:rPr>
-        <w:t xml:space="preserve">Слайд 8 — Результаты тестирования и оценка эффективности (около 50 секунд)</w:t>
+        <w:t xml:space="preserve">Слайд 8 — Рекомендательный модуль и научная новизна (около 70 секунд) — Задача 5</w:t>
       </w:r>
     </w:p>
     <w:p>
@@ -650,37 +663,52 @@
           <w:sz w:val="24"/>
           <w:szCs w:val="24"/>
         </w:rPr>
-        <w:t xml:space="preserve">Перейти к слайду 8. Кратко перечислить виды тестирования и подчеркнуть преимущество гибридной модели.</w:t>
-      </w:r>
-    </w:p>
-    <w:p>
-      <w:pPr>
-        <w:spacing w:after="0" w:line="360" w:lineRule="auto"/>
-        <w:ind w:firstLine="709"/>
-        <w:jc w:val="both"/>
-      </w:pPr>
-      <w:r>
-        <w:rPr>
-          <w:rFonts w:ascii="Times New Roman" w:cs="Times New Roman" w:eastAsia="Times New Roman" w:hAnsi="Times New Roman"/>
-          <w:sz w:val="28"/>
-          <w:szCs w:val="28"/>
-        </w:rPr>
-        <w:t xml:space="preserve">Разработанная система прошла полный цикл проверки: модульное тестирование подтвердило корректность отдельных функций, интеграционное — согласованность взаимодействия слоёв, а нагрузочное — соответствие требованиям производительности.</w:t>
-      </w:r>
-    </w:p>
-    <w:p>
-      <w:pPr>
-        <w:spacing w:after="0" w:line="360" w:lineRule="auto"/>
-        <w:ind w:firstLine="709"/>
-        <w:jc w:val="both"/>
-      </w:pPr>
-      <w:r>
-        <w:rPr>
-          <w:rFonts w:ascii="Times New Roman" w:cs="Times New Roman" w:eastAsia="Times New Roman" w:hAnsi="Times New Roman"/>
-          <w:sz w:val="28"/>
-          <w:szCs w:val="28"/>
-        </w:rPr>
-        <w:t xml:space="preserve">Качество рекомендаций оценено по стандартным метрикам Precision@K, Recall@K, а также по введённой в работе авторской метрике NAS — Nutrient Alignment Score, которая показывает, насколько выдача приближает корзину пользователя к целевым нормам КБЖУ. Сравнение трёх моделей — контент-ориентированного fallback, чистого матричного разложения и гибридного скоринга — показало, что гибридная модель превосходит базовые подходы как по релевантности, так и по нутриентному эффекту.</w:t>
+        <w:t xml:space="preserve">Это ключевой слайд по научной новизне и адаптации задачи о рационе (задача 5) — расскажите его уверенно и без спешки.</w:t>
+      </w:r>
+    </w:p>
+    <w:p>
+      <w:pPr>
+        <w:spacing w:after="0" w:line="360" w:lineRule="auto"/>
+        <w:ind w:firstLine="709"/>
+        <w:jc w:val="both"/>
+      </w:pPr>
+      <w:r>
+        <w:rPr>
+          <w:rFonts w:ascii="Times New Roman" w:cs="Times New Roman" w:eastAsia="Times New Roman" w:hAnsi="Times New Roman"/>
+          <w:sz w:val="28"/>
+          <w:szCs w:val="28"/>
+        </w:rPr>
+        <w:t xml:space="preserve">Адаптация классической задачи о рационе в предметной области реализована через двухслойную гибридную схему подбора. В этом и состоит научная новизна работы.</w:t>
+      </w:r>
+    </w:p>
+    <w:p>
+      <w:pPr>
+        <w:spacing w:after="0" w:line="360" w:lineRule="auto"/>
+        <w:ind w:firstLine="709"/>
+        <w:jc w:val="both"/>
+      </w:pPr>
+      <w:r>
+        <w:rPr>
+          <w:rFonts w:ascii="Times New Roman" w:cs="Times New Roman" w:eastAsia="Times New Roman" w:hAnsi="Times New Roman"/>
+          <w:sz w:val="28"/>
+          <w:szCs w:val="28"/>
+        </w:rPr>
+        <w:t xml:space="preserve">Первый слой реализован на языке Go и обеспечивает быстрый подбор блюд по составу корзины: для каждого блюда вычисляется доля совпавших ингредиентов, признак собираемости и нутриентный скор по балансу белков, жиров и углеводов. Целевая задержка — не более 200 миллисекунд, что подтверждено нагрузочным тестированием.</w:t>
+      </w:r>
+    </w:p>
+    <w:p>
+      <w:pPr>
+        <w:spacing w:after="0" w:line="360" w:lineRule="auto"/>
+        <w:ind w:firstLine="709"/>
+        <w:jc w:val="both"/>
+      </w:pPr>
+      <w:r>
+        <w:rPr>
+          <w:rFonts w:ascii="Times New Roman" w:cs="Times New Roman" w:eastAsia="Times New Roman" w:hAnsi="Times New Roman"/>
+          <w:sz w:val="28"/>
+          <w:szCs w:val="28"/>
+        </w:rPr>
+        <w:t xml:space="preserve">Второй слой реализован на Python и отвечает за персонализацию по истории. Он построен на матричном разложении TruncatedSVD и формирует гибридный скор товара, объединяющий четыре компоненты: контент-ориентированную близость по КБЖУ, коллаборативную фильтрацию по истории заказов, согласованность с подходящими блюдами и штраф за давность покупок. Такой подход не сводится к классическому решению задачи о диете в чистой постановке линейного программирования и за счёт этого обеспечивает баланс между нутриентной обоснованностью и пользовательскими предпочтениями.</w:t>
       </w:r>
     </w:p>
     <w:p>
@@ -707,7 +735,7 @@
           <w:sz w:val="32"/>
           <w:szCs w:val="32"/>
         </w:rPr>
-        <w:t xml:space="preserve">Слайд 9 — Заключение (около 40 секунд)</w:t>
+        <w:t xml:space="preserve">Слайд 9 — Демонстрация: каталог и корзина с расчётом КБЖУ (около 30 секунд)</w:t>
       </w:r>
     </w:p>
     <w:p>
@@ -725,37 +753,22 @@
           <w:sz w:val="24"/>
           <w:szCs w:val="24"/>
         </w:rPr>
-        <w:t xml:space="preserve">Перейти к слайду 9. Сделать обобщающее заключение, не повторяя слово в слово ранее сказанное.</w:t>
-      </w:r>
-    </w:p>
-    <w:p>
-      <w:pPr>
-        <w:spacing w:after="0" w:line="360" w:lineRule="auto"/>
-        <w:ind w:firstLine="709"/>
-        <w:jc w:val="both"/>
-      </w:pPr>
-      <w:r>
-        <w:rPr>
-          <w:rFonts w:ascii="Times New Roman" w:cs="Times New Roman" w:eastAsia="Times New Roman" w:hAnsi="Times New Roman"/>
-          <w:sz w:val="28"/>
-          <w:szCs w:val="28"/>
-        </w:rPr>
-        <w:t xml:space="preserve">В рамках магистерской диссертации спроектирована и реализована информационная система персонализированного подбора товарных позиций и блюд. Цель работы — повышение эффективности формирования рациона питания граждан — достигнута, все шесть задач, поставленных в задании, решены.</w:t>
-      </w:r>
-    </w:p>
-    <w:p>
-      <w:pPr>
-        <w:spacing w:after="0" w:line="360" w:lineRule="auto"/>
-        <w:ind w:firstLine="709"/>
-        <w:jc w:val="both"/>
-      </w:pPr>
-      <w:r>
-        <w:rPr>
-          <w:rFonts w:ascii="Times New Roman" w:cs="Times New Roman" w:eastAsia="Times New Roman" w:hAnsi="Times New Roman"/>
-          <w:sz w:val="28"/>
-          <w:szCs w:val="28"/>
-        </w:rPr>
-        <w:t xml:space="preserve">Дальнейшие направления развития системы — переход интеграции с Python через интерфейс командной строки на полноценный микросервис, расширение профиля пользователя данными о росте, весе и активности, добавление поддержки жёстких ограничений по аллергиям и медицинским показаниям.</w:t>
+        <w:t xml:space="preserve">Перейти к слайду 9. Показать на скриншотах реальный интерфейс. Не зачитывать подписи под изображениями.</w:t>
+      </w:r>
+    </w:p>
+    <w:p>
+      <w:pPr>
+        <w:spacing w:after="0" w:line="360" w:lineRule="auto"/>
+        <w:ind w:firstLine="709"/>
+        <w:jc w:val="both"/>
+      </w:pPr>
+      <w:r>
+        <w:rPr>
+          <w:rFonts w:ascii="Times New Roman" w:cs="Times New Roman" w:eastAsia="Times New Roman" w:hAnsi="Times New Roman"/>
+          <w:sz w:val="28"/>
+          <w:szCs w:val="28"/>
+        </w:rPr>
+        <w:t xml:space="preserve">Кратко продемонстрирую интерфейс системы. На первом скриншоте — страница каталога продуктов: пользователь видит список товаров с указанием калорийности, белков, жиров и углеводов, может искать и фильтровать. На втором скриншоте — корзина: при каждом изменении состава автоматически пересчитывается общая сумма по КБЖУ. Расчёт реализован на стороне клиента через нативное событие, без обращения к серверу.</w:t>
       </w:r>
     </w:p>
     <w:p>
@@ -782,7 +795,7 @@
           <w:sz w:val="32"/>
           <w:szCs w:val="32"/>
         </w:rPr>
-        <w:t xml:space="preserve">Слайд 10 — Спасибо за внимание (около 5 секунд)</w:t>
+        <w:t xml:space="preserve">Слайд 10 — Демонстрация: рекомендации и подбор блюд (около 35 секунд)</w:t>
       </w:r>
     </w:p>
     <w:p>
@@ -800,7 +813,217 @@
           <w:sz w:val="24"/>
           <w:szCs w:val="24"/>
         </w:rPr>
-        <w:t xml:space="preserve">Перейти к слайду 10. Закончить выступление короткой фразой и сделать паузу для вопросов.</w:t>
+        <w:t xml:space="preserve">Перейти к слайду 10. Это ключевой демо-слайд по рекомендательной системе — задержитесь на нём.</w:t>
+      </w:r>
+    </w:p>
+    <w:p>
+      <w:pPr>
+        <w:spacing w:after="0" w:line="360" w:lineRule="auto"/>
+        <w:ind w:firstLine="709"/>
+        <w:jc w:val="both"/>
+      </w:pPr>
+      <w:r>
+        <w:rPr>
+          <w:rFonts w:ascii="Times New Roman" w:cs="Times New Roman" w:eastAsia="Times New Roman" w:hAnsi="Times New Roman"/>
+          <w:sz w:val="28"/>
+          <w:szCs w:val="28"/>
+        </w:rPr>
+        <w:t xml:space="preserve">На этом слайде показан результат работы рекомендательного модуля. Слева — страница персональных рекомендаций: система предлагает товары, подходящие пользователю по нутриентному профилю и истории заказов, ранжируя их гибридным скором. Справа — подбор блюд из текущей корзины: для каждого блюда вычисляется доля совпавших ингредиентов, признак собираемости и нутриентный скор; пользователь видит, какие блюда уже можно приготовить, а каких ингредиентов не хватает.</w:t>
+      </w:r>
+    </w:p>
+    <w:p>
+      <w:r>
+        <w:rPr>
+          <w:rFonts w:ascii="Times New Roman" w:cs="Times New Roman" w:eastAsia="Times New Roman" w:hAnsi="Times New Roman"/>
+          <w:sz w:val="28"/>
+          <w:szCs w:val="28"/>
+        </w:rPr>
+        <w:t xml:space="preserve"/>
+      </w:r>
+    </w:p>
+    <w:p>
+      <w:pPr>
+        <w:pStyle w:val="Heading1"/>
+        <w:spacing w:after="120" w:before="360"/>
+      </w:pPr>
+      <w:r>
+        <w:rPr>
+          <w:rFonts w:ascii="Times New Roman" w:cs="Times New Roman" w:eastAsia="Times New Roman" w:hAnsi="Times New Roman"/>
+          <w:b/>
+          <w:bCs/>
+          <w:color w:val="1F3864"/>
+          <w:sz w:val="32"/>
+          <w:szCs w:val="32"/>
+        </w:rPr>
+        <w:t xml:space="preserve">Слайд 11 — Результаты тестирования и оценка эффективности (около 50 секунд) — Задача 6</w:t>
+      </w:r>
+    </w:p>
+    <w:p>
+      <w:pPr>
+        <w:shd w:fill="FFF7E0" w:val="clear"/>
+        <w:spacing w:after="0" w:line="360" w:lineRule="auto"/>
+        <w:jc w:val="both"/>
+      </w:pPr>
+      <w:r>
+        <w:rPr>
+          <w:rFonts w:ascii="Times New Roman" w:cs="Times New Roman" w:eastAsia="Times New Roman" w:hAnsi="Times New Roman"/>
+          <w:i/>
+          <w:iCs/>
+          <w:color w:val="8A6300"/>
+          <w:sz w:val="24"/>
+          <w:szCs w:val="24"/>
+        </w:rPr>
+        <w:t xml:space="preserve">Перейти к слайду 9. Кратко перечислить виды тестирования и подчеркнуть преимущество гибридной модели.</w:t>
+      </w:r>
+    </w:p>
+    <w:p>
+      <w:pPr>
+        <w:spacing w:after="0" w:line="360" w:lineRule="auto"/>
+        <w:ind w:firstLine="709"/>
+        <w:jc w:val="both"/>
+      </w:pPr>
+      <w:r>
+        <w:rPr>
+          <w:rFonts w:ascii="Times New Roman" w:cs="Times New Roman" w:eastAsia="Times New Roman" w:hAnsi="Times New Roman"/>
+          <w:sz w:val="28"/>
+          <w:szCs w:val="28"/>
+        </w:rPr>
+        <w:t xml:space="preserve">Разработанная система прошла полный цикл проверки: модульное тестирование подтвердило корректность отдельных функций, интеграционное — согласованность взаимодействия слоёв, а нагрузочное — соответствие требованиям производительности.</w:t>
+      </w:r>
+    </w:p>
+    <w:p>
+      <w:pPr>
+        <w:spacing w:after="0" w:line="360" w:lineRule="auto"/>
+        <w:ind w:firstLine="709"/>
+        <w:jc w:val="both"/>
+      </w:pPr>
+      <w:r>
+        <w:rPr>
+          <w:rFonts w:ascii="Times New Roman" w:cs="Times New Roman" w:eastAsia="Times New Roman" w:hAnsi="Times New Roman"/>
+          <w:sz w:val="28"/>
+          <w:szCs w:val="28"/>
+        </w:rPr>
+        <w:t xml:space="preserve">Качество рекомендаций оценено по стандартным метрикам Precision@K, Recall@K, а также по введённой в работе авторской метрике NAS — Nutrient Alignment Score, которая показывает, насколько выдача приближает корзину пользователя к целевым нормам КБЖУ. Сравнение трёх моделей — контент-ориентированного fallback, чистого матричного разложения и гибридного скоринга — показало, что гибридная модель превосходит базовые подходы как по релевантности, так и по нутриентному эффекту.</w:t>
+      </w:r>
+    </w:p>
+    <w:p>
+      <w:r>
+        <w:rPr>
+          <w:rFonts w:ascii="Times New Roman" w:cs="Times New Roman" w:eastAsia="Times New Roman" w:hAnsi="Times New Roman"/>
+          <w:sz w:val="28"/>
+          <w:szCs w:val="28"/>
+        </w:rPr>
+        <w:t xml:space="preserve"/>
+      </w:r>
+    </w:p>
+    <w:p>
+      <w:pPr>
+        <w:pStyle w:val="Heading1"/>
+        <w:spacing w:after="120" w:before="360"/>
+      </w:pPr>
+      <w:r>
+        <w:rPr>
+          <w:rFonts w:ascii="Times New Roman" w:cs="Times New Roman" w:eastAsia="Times New Roman" w:hAnsi="Times New Roman"/>
+          <w:b/>
+          <w:bCs/>
+          <w:color w:val="1F3864"/>
+          <w:sz w:val="32"/>
+          <w:szCs w:val="32"/>
+        </w:rPr>
+        <w:t xml:space="preserve">Слайд 12 — Заключение (около 40 секунд)</w:t>
+      </w:r>
+    </w:p>
+    <w:p>
+      <w:pPr>
+        <w:shd w:fill="FFF7E0" w:val="clear"/>
+        <w:spacing w:after="0" w:line="360" w:lineRule="auto"/>
+        <w:jc w:val="both"/>
+      </w:pPr>
+      <w:r>
+        <w:rPr>
+          <w:rFonts w:ascii="Times New Roman" w:cs="Times New Roman" w:eastAsia="Times New Roman" w:hAnsi="Times New Roman"/>
+          <w:i/>
+          <w:iCs/>
+          <w:color w:val="8A6300"/>
+          <w:sz w:val="24"/>
+          <w:szCs w:val="24"/>
+        </w:rPr>
+        <w:t xml:space="preserve">Перейти к слайду 12. Сделать обобщающее заключение, не повторяя слово в слово ранее сказанное.</w:t>
+      </w:r>
+    </w:p>
+    <w:p>
+      <w:pPr>
+        <w:spacing w:after="0" w:line="360" w:lineRule="auto"/>
+        <w:ind w:firstLine="709"/>
+        <w:jc w:val="both"/>
+      </w:pPr>
+      <w:r>
+        <w:rPr>
+          <w:rFonts w:ascii="Times New Roman" w:cs="Times New Roman" w:eastAsia="Times New Roman" w:hAnsi="Times New Roman"/>
+          <w:sz w:val="28"/>
+          <w:szCs w:val="28"/>
+        </w:rPr>
+        <w:t xml:space="preserve">В рамках магистерской диссертации спроектирована и реализована информационная система персонализированного подбора товарных позиций и блюд. Цель работы — повышение эффективности формирования рациона питания граждан — достигнута, все шесть задач, поставленных в задании, решены.</w:t>
+      </w:r>
+    </w:p>
+    <w:p>
+      <w:pPr>
+        <w:spacing w:after="0" w:line="360" w:lineRule="auto"/>
+        <w:ind w:firstLine="709"/>
+        <w:jc w:val="both"/>
+      </w:pPr>
+      <w:r>
+        <w:rPr>
+          <w:rFonts w:ascii="Times New Roman" w:cs="Times New Roman" w:eastAsia="Times New Roman" w:hAnsi="Times New Roman"/>
+          <w:sz w:val="28"/>
+          <w:szCs w:val="28"/>
+        </w:rPr>
+        <w:t xml:space="preserve">Дальнейшие направления развития системы — переход интеграции с Python через интерфейс командной строки на полноценный микросервис, расширение профиля пользователя данными о росте, весе и активности, добавление поддержки жёстких ограничений по аллергиям и медицинским показаниям.</w:t>
+      </w:r>
+    </w:p>
+    <w:p>
+      <w:r>
+        <w:rPr>
+          <w:rFonts w:ascii="Times New Roman" w:cs="Times New Roman" w:eastAsia="Times New Roman" w:hAnsi="Times New Roman"/>
+          <w:sz w:val="28"/>
+          <w:szCs w:val="28"/>
+        </w:rPr>
+        <w:t xml:space="preserve"/>
+      </w:r>
+    </w:p>
+    <w:p>
+      <w:pPr>
+        <w:pStyle w:val="Heading1"/>
+        <w:spacing w:after="120" w:before="360"/>
+      </w:pPr>
+      <w:r>
+        <w:rPr>
+          <w:rFonts w:ascii="Times New Roman" w:cs="Times New Roman" w:eastAsia="Times New Roman" w:hAnsi="Times New Roman"/>
+          <w:b/>
+          <w:bCs/>
+          <w:color w:val="1F3864"/>
+          <w:sz w:val="32"/>
+          <w:szCs w:val="32"/>
+        </w:rPr>
+        <w:t xml:space="preserve">Слайд 13 — Спасибо за внимание (около 5 секунд)</w:t>
+      </w:r>
+    </w:p>
+    <w:p>
+      <w:pPr>
+        <w:shd w:fill="FFF7E0" w:val="clear"/>
+        <w:spacing w:after="0" w:line="360" w:lineRule="auto"/>
+        <w:jc w:val="both"/>
+      </w:pPr>
+      <w:r>
+        <w:rPr>
+          <w:rFonts w:ascii="Times New Roman" w:cs="Times New Roman" w:eastAsia="Times New Roman" w:hAnsi="Times New Roman"/>
+          <w:i/>
+          <w:iCs/>
+          <w:color w:val="8A6300"/>
+          <w:sz w:val="24"/>
+          <w:szCs w:val="24"/>
+        </w:rPr>
+        <w:t xml:space="preserve">Перейти к слайду 13. Закончить выступление короткой фразой и сделать паузу для вопросов.</w:t>
       </w:r>
     </w:p>
     <w:p>

--- a/ВКР/Текст_выступления.docx
+++ b/ВКР/Текст_выступления.docx
@@ -50,7 +50,7 @@
           <w:sz w:val="24"/>
           <w:szCs w:val="24"/>
         </w:rPr>
-        <w:t xml:space="preserve">Карта «задача → слайд»: Задача 1 — слайды 2 и 4 · Задача 2 — слайд 5 · Задача 3 — слайд 6 · Задача 4 — слайд 7 · Задача 5 — слайды 8 + 9 + 10 (теория + демо UI) · Задача 6 — слайд 11. Слайды 1, 3, 12, 13 — представление, постановка и заключение.</w:t>
+        <w:t xml:space="preserve">Карта «задача → слайд»: Задача 1 — слайды 2 и 4 · Задача 2 — слайд 5 · Задача 3 — слайд 6 · Задача 4 — слайд 7 · Задача 5 — слайды 8 + 9 + 10 (теория + демонстрация интерфейса) · Задача 6 — слайд 11. Слайды 1, 3, 12, 13 — представление, постановка и заключение.</w:t>
       </w:r>
     </w:p>
     <w:p>
@@ -903,7 +903,7 @@
           <w:sz w:val="28"/>
           <w:szCs w:val="28"/>
         </w:rPr>
-        <w:t xml:space="preserve">Качество рекомендаций оценено по стандартным метрикам Precision@K, Recall@K, а также по введённой в работе авторской метрике NAS — Nutrient Alignment Score, которая показывает, насколько выдача приближает корзину пользователя к целевым нормам КБЖУ. Сравнение трёх моделей — контент-ориентированного fallback, чистого матричного разложения и гибридного скоринга — показало, что гибридная модель превосходит базовые подходы как по релевантности, так и по нутриентному эффекту.</w:t>
+        <w:t xml:space="preserve">Качество рекомендаций оценено по стандартным метрикам Precision@K, Recall@K, а также по введённой в работе авторской метрике NAS — индексу нутриентного соответствия, который показывает, насколько выдача приближает корзину пользователя к целевым нормам КБЖУ. Сравнение трёх моделей — контент-ориентированного fallback, чистого матричного разложения и гибридного скоринга — показало, что гибридная модель превосходит базовые подходы как по релевантности, так и по нутриентному эффекту.</w:t>
       </w:r>
     </w:p>
     <w:p>
